--- a/applications/WEAK/Pediatrica Health Group - EDI Business Analyst Specialist - 2026-08-15/cover_letter.docx
+++ b/applications/WEAK/Pediatrica Health Group - EDI Business Analyst Specialist - 2026-08-15/cover_letter.docx
@@ -4,42 +4,85 @@
   <w:body>
     <w:p>
       <w:pPr>
-        <w:spacing w:before="0" w:after="40"/>
+        <w:spacing w:after="40" w:before="0"/>
         <w:jc w:val="left"/>
       </w:pPr>
-      <w:r>
-        <w:rPr>
-          <w:rFonts w:ascii="Calibri" w:hAnsi="Calibri"/>
-          <w:b/>
-          <w:sz w:val="28"/>
-        </w:rPr>
-        <w:t>ALEXANDER TOBIN</w:t>
-      </w:r>
     </w:p>
     <w:p>
       <w:pPr>
-        <w:spacing w:before="0" w:after="280"/>
+        <w:spacing w:after="0" w:before="0"/>
         <w:jc w:val="left"/>
       </w:pPr>
       <w:r>
         <w:rPr>
           <w:rFonts w:ascii="Calibri" w:hAnsi="Calibri"/>
           <w:b w:val="0"/>
-          <w:color w:val="6B7280"/>
+          <w:color w:val="718096"/>
           <w:sz w:val="20"/>
         </w:rPr>
-        <w:t>(757) 289-1204  |  atobin@alum.utk.edu  |  Virginia Beach, VA</w:t>
+        <w:t>---</w:t>
       </w:r>
     </w:p>
     <w:p>
       <w:pPr>
-        <w:spacing w:before="0" w:after="120"/>
+        <w:spacing w:after="160"/>
+        <w:pBdr>
+          <w:bottom w:val="single" w:sz="16" w:space="1" w:color="1B7A8C"/>
+        </w:pBdr>
+      </w:pPr>
+    </w:p>
+    <w:p>
+      <w:pPr>
+        <w:spacing w:after="0" w:before="0"/>
         <w:jc w:val="left"/>
       </w:pPr>
       <w:r>
         <w:rPr>
           <w:rFonts w:ascii="Calibri" w:hAnsi="Calibri"/>
           <w:b w:val="0"/>
+          <w:color w:val="09152A"/>
+          <w:sz w:val="21"/>
+        </w:rPr>
+        <w:t>Alexander Tobin</w:t>
+      </w:r>
+    </w:p>
+    <w:p>
+      <w:pPr>
+        <w:spacing w:after="0" w:before="0"/>
+        <w:jc w:val="left"/>
+      </w:pPr>
+      <w:r>
+        <w:rPr>
+          <w:rFonts w:ascii="Calibri" w:hAnsi="Calibri"/>
+          <w:b w:val="0"/>
+          <w:color w:val="09152A"/>
+          <w:sz w:val="21"/>
+        </w:rPr>
+        <w:t>(757) 289-1204 | atobin@alum.utk.edu | Virginia Beach, VA</w:t>
+      </w:r>
+    </w:p>
+    <w:p>
+      <w:pPr>
+        <w:spacing w:after="120" w:before="0"/>
+        <w:jc w:val="left"/>
+      </w:pPr>
+    </w:p>
+    <w:p>
+      <w:pPr>
+        <w:spacing w:after="80" w:before="0"/>
+        <w:jc w:val="left"/>
+      </w:pPr>
+    </w:p>
+    <w:p>
+      <w:pPr>
+        <w:spacing w:after="160" w:before="0"/>
+        <w:jc w:val="left"/>
+      </w:pPr>
+      <w:r>
+        <w:rPr>
+          <w:rFonts w:ascii="Calibri" w:hAnsi="Calibri"/>
+          <w:b w:val="0"/>
+          <w:color w:val="09152A"/>
           <w:sz w:val="22"/>
         </w:rPr>
         <w:t>August 21, 2026</w:t>
@@ -47,13 +90,20 @@
     </w:p>
     <w:p>
       <w:pPr>
-        <w:spacing w:before="0" w:after="40"/>
+        <w:spacing w:after="80" w:before="0"/>
+        <w:jc w:val="left"/>
+      </w:pPr>
+    </w:p>
+    <w:p>
+      <w:pPr>
+        <w:spacing w:after="160" w:before="0"/>
         <w:jc w:val="left"/>
       </w:pPr>
       <w:r>
         <w:rPr>
           <w:rFonts w:ascii="Calibri" w:hAnsi="Calibri"/>
           <w:b w:val="0"/>
+          <w:color w:val="09152A"/>
           <w:sz w:val="22"/>
         </w:rPr>
         <w:t>Hiring Team</w:t>
@@ -61,13 +111,14 @@
     </w:p>
     <w:p>
       <w:pPr>
-        <w:spacing w:before="0" w:after="280"/>
+        <w:spacing w:after="160" w:before="0"/>
         <w:jc w:val="left"/>
       </w:pPr>
       <w:r>
         <w:rPr>
           <w:rFonts w:ascii="Calibri" w:hAnsi="Calibri"/>
           <w:b w:val="0"/>
+          <w:color w:val="09152A"/>
           <w:sz w:val="22"/>
         </w:rPr>
         <w:t>Pediatrica Health Group Inc.</w:t>
@@ -75,13 +126,41 @@
     </w:p>
     <w:p>
       <w:pPr>
-        <w:spacing w:before="0" w:after="200"/>
+        <w:spacing w:after="80" w:before="0"/>
+        <w:jc w:val="left"/>
+      </w:pPr>
+    </w:p>
+    <w:p>
+      <w:pPr>
+        <w:spacing w:after="160" w:before="0"/>
         <w:jc w:val="left"/>
       </w:pPr>
       <w:r>
         <w:rPr>
           <w:rFonts w:ascii="Calibri" w:hAnsi="Calibri"/>
           <w:b w:val="0"/>
+          <w:color w:val="09152A"/>
+          <w:sz w:val="22"/>
+        </w:rPr>
+        <w:t>---</w:t>
+      </w:r>
+    </w:p>
+    <w:p>
+      <w:pPr>
+        <w:spacing w:after="80" w:before="0"/>
+        <w:jc w:val="left"/>
+      </w:pPr>
+    </w:p>
+    <w:p>
+      <w:pPr>
+        <w:spacing w:after="200" w:before="0"/>
+        <w:jc w:val="left"/>
+      </w:pPr>
+      <w:r>
+        <w:rPr>
+          <w:rFonts w:ascii="Calibri" w:hAnsi="Calibri"/>
+          <w:b/>
+          <w:color w:val="09152A"/>
           <w:sz w:val="22"/>
         </w:rPr>
         <w:t>Dear Hiring Team,</w:t>
@@ -89,13 +168,20 @@
     </w:p>
     <w:p>
       <w:pPr>
-        <w:spacing w:before="0" w:after="200"/>
+        <w:spacing w:after="80" w:before="0"/>
+        <w:jc w:val="left"/>
+      </w:pPr>
+    </w:p>
+    <w:p>
+      <w:pPr>
+        <w:spacing w:after="160" w:before="0"/>
         <w:jc w:val="left"/>
       </w:pPr>
       <w:r>
         <w:rPr>
           <w:rFonts w:ascii="Calibri" w:hAnsi="Calibri"/>
           <w:b w:val="0"/>
+          <w:color w:val="09152A"/>
           <w:sz w:val="22"/>
         </w:rPr>
         <w:t>I am writing to express my interest in the EDI Business Analyst Specialist role at Pediatrica Health Group. My background in enterprise EDI operations at Ferguson Enterprises gives me a strong foundation in the core competencies this role demands — document mapping and validation, loop and segment error analysis, data feed monitoring, UAT, and cross-functional stakeholder communication — and I am actively building toward healthcare EDI specialization.</w:t>
@@ -103,13 +189,20 @@
     </w:p>
     <w:p>
       <w:pPr>
-        <w:spacing w:before="0" w:after="200"/>
+        <w:spacing w:after="80" w:before="0"/>
+        <w:jc w:val="left"/>
+      </w:pPr>
+    </w:p>
+    <w:p>
+      <w:pPr>
+        <w:spacing w:after="160" w:before="0"/>
         <w:jc w:val="left"/>
       </w:pPr>
       <w:r>
         <w:rPr>
           <w:rFonts w:ascii="Calibri" w:hAnsi="Calibri"/>
           <w:b w:val="0"/>
+          <w:color w:val="09152A"/>
           <w:sz w:val="22"/>
         </w:rPr>
         <w:t>At Ferguson, I led end-to-end onboarding of trading partners to a high-volume B2B EDI platform, designing and validating constructs across 810, 846, 850, 855, and 856 transaction sets. I monitored data feeds for systemic risks, performed root-cause analysis on mapping discrepancies and segment-level failures, and maintained detailed SOPs and process documentation throughout. I applied SQL against MS SQL Server to validate transaction accuracy, and supported system integration testing and UAT for EDI enhancements. The structural logic of EDI — ISA/GS envelopes, loop hierarchies, segment qualifiers, acknowledgment cycles — transfers directly to healthcare transaction sets, and I am actively studying 837, 835, 277CA, and 999/TA1 workflows as I pursue the DP-203 Azure Data Engineering certification.</w:t>
@@ -117,13 +210,20 @@
     </w:p>
     <w:p>
       <w:pPr>
-        <w:spacing w:before="0" w:after="200"/>
+        <w:spacing w:after="80" w:before="0"/>
+        <w:jc w:val="left"/>
+      </w:pPr>
+    </w:p>
+    <w:p>
+      <w:pPr>
+        <w:spacing w:after="160" w:before="0"/>
         <w:jc w:val="left"/>
       </w:pPr>
       <w:r>
         <w:rPr>
           <w:rFonts w:ascii="Calibri" w:hAnsi="Calibri"/>
           <w:b w:val="0"/>
+          <w:color w:val="09152A"/>
           <w:sz w:val="22"/>
         </w:rPr>
         <w:t>I recognize that this role requires deep familiarity with healthcare-specific transactions and RCM processes that I am still developing. I bring that transparency alongside genuine enthusiasm for the domain: the precision and compliance stakes of healthcare EDI align well with how I approach integration work, and I am a fast, structured learner in new transaction set environments.</w:t>
@@ -131,13 +231,20 @@
     </w:p>
     <w:p>
       <w:pPr>
-        <w:spacing w:before="0" w:after="200"/>
+        <w:spacing w:after="80" w:before="0"/>
+        <w:jc w:val="left"/>
+      </w:pPr>
+    </w:p>
+    <w:p>
+      <w:pPr>
+        <w:spacing w:after="160" w:before="0"/>
         <w:jc w:val="left"/>
       </w:pPr>
       <w:r>
         <w:rPr>
           <w:rFonts w:ascii="Calibri" w:hAnsi="Calibri"/>
           <w:b w:val="0"/>
+          <w:color w:val="09152A"/>
           <w:sz w:val="22"/>
         </w:rPr>
         <w:t>I would welcome the opportunity to discuss how my EDI fundamentals and analytical approach could contribute to Pediatrica Health Group's integration operations.</w:t>
@@ -145,13 +252,20 @@
     </w:p>
     <w:p>
       <w:pPr>
-        <w:spacing w:before="0" w:after="400"/>
+        <w:spacing w:after="80" w:before="0"/>
+        <w:jc w:val="left"/>
+      </w:pPr>
+    </w:p>
+    <w:p>
+      <w:pPr>
+        <w:spacing w:after="160" w:before="0"/>
         <w:jc w:val="left"/>
       </w:pPr>
       <w:r>
         <w:rPr>
           <w:rFonts w:ascii="Calibri" w:hAnsi="Calibri"/>
           <w:b w:val="0"/>
+          <w:color w:val="09152A"/>
           <w:sz w:val="22"/>
         </w:rPr>
         <w:t>Thank you for your consideration.</w:t>
@@ -159,13 +273,26 @@
     </w:p>
     <w:p>
       <w:pPr>
-        <w:spacing w:before="0" w:after="80"/>
+        <w:spacing w:after="80" w:before="0"/>
+        <w:jc w:val="left"/>
+      </w:pPr>
+    </w:p>
+    <w:p>
+      <w:pPr>
+        <w:spacing w:after="120" w:before="0"/>
+        <w:jc w:val="left"/>
+      </w:pPr>
+    </w:p>
+    <w:p>
+      <w:pPr>
+        <w:spacing w:after="0" w:before="0"/>
         <w:jc w:val="left"/>
       </w:pPr>
       <w:r>
         <w:rPr>
           <w:rFonts w:ascii="Calibri" w:hAnsi="Calibri"/>
           <w:b w:val="0"/>
+          <w:color w:val="09152A"/>
           <w:sz w:val="22"/>
         </w:rPr>
         <w:t>Sincerely,</w:t>
@@ -173,13 +300,14 @@
     </w:p>
     <w:p>
       <w:pPr>
-        <w:spacing w:before="0" w:after="0"/>
+        <w:spacing w:after="160" w:before="0"/>
         <w:jc w:val="left"/>
       </w:pPr>
       <w:r>
         <w:rPr>
           <w:rFonts w:ascii="Calibri" w:hAnsi="Calibri"/>
-          <w:b/>
+          <w:b w:val="0"/>
+          <w:color w:val="09152A"/>
           <w:sz w:val="22"/>
         </w:rPr>
         <w:t>Alexander Tobin</w:t>
@@ -187,7 +315,7 @@
     </w:p>
     <w:sectPr>
       <w:pgSz w:w="12240" w:h="15840"/>
-      <w:pgMar w:top="1440" w:right="1584" w:bottom="1440" w:left="1584" w:header="720" w:footer="720" w:gutter="0"/>
+      <w:pgMar w:top="1152" w:right="1584" w:bottom="1152" w:left="1584" w:header="720" w:footer="720" w:gutter="0"/>
       <w:cols w:space="720"/>
       <w:docGrid w:linePitch="360"/>
     </w:sectPr>
@@ -558,6 +686,10 @@
     <w:name w:val="Normal"/>
     <w:qFormat/>
     <w:rsid w:val="00FC693F"/>
+    <w:rPr>
+      <w:rFonts w:ascii="Calibri" w:hAnsi="Calibri"/>
+      <w:sz w:val="22"/>
+    </w:rPr>
   </w:style>
   <w:style w:type="paragraph" w:styleId="Header">
     <w:name w:val="header"/>
